--- a/Ciclo 01/MOP/Unidad 3/Anotaciones U3.docx
+++ b/Ciclo 01/MOP/Unidad 3/Anotaciones U3.docx
@@ -4,6 +4,9 @@
   <w:body>
     <w:p>
       <w:r>
+        <w:rPr>
+          <w:noProof/>
+        </w:rPr>
         <w:drawing>
           <wp:inline distT="0" distB="0" distL="0" distR="0" wp14:anchorId="5E989E1E" wp14:editId="2C6EB32C">
             <wp:extent cx="5400040" cy="2425065"/>
@@ -49,12 +52,31 @@
     <w:p/>
     <w:p>
       <w:r>
-        <w:t>Maximizar el valor mas negativo u minimizar el valor mas positivo</w:t>
+        <w:t xml:space="preserve">Maximizar el valor </w:t>
+      </w:r>
+      <w:proofErr w:type="spellStart"/>
+      <w:r>
+        <w:t>mas</w:t>
+      </w:r>
+      <w:proofErr w:type="spellEnd"/>
+      <w:r>
+        <w:t xml:space="preserve"> negativo u minimizar el valor </w:t>
+      </w:r>
+      <w:proofErr w:type="spellStart"/>
+      <w:r>
+        <w:t>mas</w:t>
+      </w:r>
+      <w:proofErr w:type="spellEnd"/>
+      <w:r>
+        <w:t xml:space="preserve"> positivo</w:t>
       </w:r>
     </w:p>
     <w:p/>
     <w:p>
       <w:r>
+        <w:rPr>
+          <w:noProof/>
+        </w:rPr>
         <w:drawing>
           <wp:inline distT="0" distB="0" distL="0" distR="0" wp14:anchorId="52B61A6B" wp14:editId="2F204F51">
             <wp:extent cx="5220429" cy="1467055"/>
@@ -99,6 +121,9 @@
     </w:p>
     <w:p>
       <w:r>
+        <w:rPr>
+          <w:noProof/>
+        </w:rPr>
         <w:drawing>
           <wp:inline distT="0" distB="0" distL="0" distR="0" wp14:anchorId="722A1F50" wp14:editId="00BE0382">
             <wp:extent cx="5400040" cy="1562100"/>
@@ -138,6 +163,9 @@
     </w:p>
     <w:p>
       <w:r>
+        <w:rPr>
+          <w:noProof/>
+        </w:rPr>
         <w:lastRenderedPageBreak/>
         <w:drawing>
           <wp:inline distT="0" distB="0" distL="0" distR="0" wp14:anchorId="6A0DEB3D" wp14:editId="11AD3532">
@@ -178,11 +206,22 @@
     </w:p>
     <w:p>
       <w:r>
-        <w:t>Dividir la columna LadoDerecho entre la columna pivote</w:t>
-      </w:r>
-    </w:p>
-    <w:p>
-      <w:r>
+        <w:t xml:space="preserve">Dividir la columna </w:t>
+      </w:r>
+      <w:proofErr w:type="spellStart"/>
+      <w:r>
+        <w:t>LadoDerecho</w:t>
+      </w:r>
+      <w:proofErr w:type="spellEnd"/>
+      <w:r>
+        <w:t xml:space="preserve"> entre la columna pivote</w:t>
+      </w:r>
+    </w:p>
+    <w:p>
+      <w:r>
+        <w:rPr>
+          <w:noProof/>
+        </w:rPr>
         <w:drawing>
           <wp:inline distT="0" distB="0" distL="0" distR="0" wp14:anchorId="0022A86A" wp14:editId="4B3F29BE">
             <wp:extent cx="5400040" cy="1682115"/>
@@ -225,11 +264,22 @@
         <w:t>Buscar el menor valor de la columna razón</w:t>
       </w:r>
       <w:r>
-        <w:t xml:space="preserve"> y esa fila saldrá y entrara la columna pivote por ella</w:t>
-      </w:r>
-    </w:p>
-    <w:p>
-      <w:r>
+        <w:t xml:space="preserve"> y esa fila saldrá y </w:t>
+      </w:r>
+      <w:proofErr w:type="gramStart"/>
+      <w:r>
+        <w:t>entrara</w:t>
+      </w:r>
+      <w:proofErr w:type="gramEnd"/>
+      <w:r>
+        <w:t xml:space="preserve"> la columna pivote por ella</w:t>
+      </w:r>
+    </w:p>
+    <w:p>
+      <w:r>
+        <w:rPr>
+          <w:noProof/>
+        </w:rPr>
         <w:drawing>
           <wp:inline distT="0" distB="0" distL="0" distR="0" wp14:anchorId="6B122D8F" wp14:editId="72FF1E60">
             <wp:extent cx="5400040" cy="1807845"/>
@@ -274,6 +324,9 @@
     </w:p>
     <w:p>
       <w:r>
+        <w:rPr>
+          <w:noProof/>
+        </w:rPr>
         <w:drawing>
           <wp:inline distT="0" distB="0" distL="0" distR="0" wp14:anchorId="4005A0EE" wp14:editId="06D3D2C0">
             <wp:extent cx="5400040" cy="1110615"/>
@@ -316,7 +369,13 @@
         <w:t xml:space="preserve">Actualizar la tabla simplex </w:t>
       </w:r>
       <w:r>
-        <w:t>sustituyendo la fila de Z por la mutiplicacion de h3 por la celda del pivote anterior</w:t>
+        <w:t xml:space="preserve">sustituyendo la fila de Z por la </w:t>
+      </w:r>
+      <w:r>
+        <w:t>multiplicación</w:t>
+      </w:r>
+      <w:r>
+        <w:t xml:space="preserve"> de h3 por la celda del pivote anterior</w:t>
       </w:r>
     </w:p>
     <w:p>
@@ -326,6 +385,9 @@
     </w:p>
     <w:p>
       <w:r>
+        <w:rPr>
+          <w:noProof/>
+        </w:rPr>
         <w:lastRenderedPageBreak/>
         <w:drawing>
           <wp:inline distT="0" distB="0" distL="0" distR="0" wp14:anchorId="24CB6E1F" wp14:editId="35892FBA">
@@ -367,31 +429,29 @@
     <w:p/>
     <w:p>
       <w:r>
-        <w:t xml:space="preserve">Actualizar la tabla simplex sustituyendo la fila de </w:t>
-      </w:r>
-      <w:r>
-        <w:t>H1</w:t>
-      </w:r>
-      <w:r>
-        <w:t xml:space="preserve"> por la mutiplicacion de h3 por la celda del pivote anterior</w:t>
-      </w:r>
-    </w:p>
-    <w:p>
-      <w:r>
-        <w:t xml:space="preserve">La nueva </w:t>
-      </w:r>
-      <w:r>
-        <w:t>H1</w:t>
-      </w:r>
-      <w:r>
-        <w:t xml:space="preserve"> es una suma algebraica entre H3-h2 y </w:t>
-      </w:r>
-      <w:r>
-        <w:t>H1??????</w:t>
-      </w:r>
-    </w:p>
-    <w:p>
-      <w:r>
+        <w:t xml:space="preserve">Actualizar la tabla simplex sustituyendo la fila de H1 por la </w:t>
+      </w:r>
+      <w:proofErr w:type="spellStart"/>
+      <w:r>
+        <w:t>mutiplicacion</w:t>
+      </w:r>
+      <w:proofErr w:type="spellEnd"/>
+      <w:r>
+        <w:t xml:space="preserve"> de h3 por la celda del pivote anterior</w:t>
+      </w:r>
+    </w:p>
+    <w:p>
+      <w:proofErr w:type="gramStart"/>
+      <w:r>
+        <w:t>La nueva H1 es una suma algebraica entre H3-h2 y H1??????</w:t>
+      </w:r>
+      <w:proofErr w:type="gramEnd"/>
+    </w:p>
+    <w:p>
+      <w:r>
+        <w:rPr>
+          <w:noProof/>
+        </w:rPr>
         <w:drawing>
           <wp:inline distT="0" distB="0" distL="0" distR="0" wp14:anchorId="5BF1D127" wp14:editId="254AA43F">
             <wp:extent cx="5400040" cy="1776730"/>
@@ -431,6 +491,9 @@
     </w:p>
     <w:p>
       <w:r>
+        <w:rPr>
+          <w:noProof/>
+        </w:rPr>
         <w:drawing>
           <wp:inline distT="0" distB="0" distL="0" distR="0" wp14:anchorId="6545B62F" wp14:editId="77354FBC">
             <wp:extent cx="5400040" cy="1007110"/>
@@ -470,6 +533,9 @@
     </w:p>
     <w:p>
       <w:r>
+        <w:rPr>
+          <w:noProof/>
+        </w:rPr>
         <w:drawing>
           <wp:inline distT="0" distB="0" distL="0" distR="0" wp14:anchorId="748B5D99" wp14:editId="70CC7FF5">
             <wp:extent cx="5400040" cy="1072515"/>
@@ -513,7 +579,436 @@
     <w:p/>
     <w:p/>
     <w:p/>
+    <w:p>
+      <w:r>
+        <w:lastRenderedPageBreak/>
+        <w:drawing>
+          <wp:inline distT="0" distB="0" distL="0" distR="0" wp14:anchorId="0B8681F3" wp14:editId="1BDE0415">
+            <wp:extent cx="5400040" cy="2825115"/>
+            <wp:effectExtent l="0" t="0" r="0" b="0"/>
+            <wp:docPr id="6" name="Imagen 6"/>
+            <wp:cNvGraphicFramePr>
+              <a:graphicFrameLocks xmlns:a="http://schemas.openxmlformats.org/drawingml/2006/main" noChangeAspect="1"/>
+            </wp:cNvGraphicFramePr>
+            <a:graphic xmlns:a="http://schemas.openxmlformats.org/drawingml/2006/main">
+              <a:graphicData uri="http://schemas.openxmlformats.org/drawingml/2006/picture">
+                <pic:pic xmlns:pic="http://schemas.openxmlformats.org/drawingml/2006/picture">
+                  <pic:nvPicPr>
+                    <pic:cNvPr id="1" name=""/>
+                    <pic:cNvPicPr/>
+                  </pic:nvPicPr>
+                  <pic:blipFill>
+                    <a:blip r:embed="rId15"/>
+                    <a:stretch>
+                      <a:fillRect/>
+                    </a:stretch>
+                  </pic:blipFill>
+                  <pic:spPr>
+                    <a:xfrm>
+                      <a:off x="0" y="0"/>
+                      <a:ext cx="5400040" cy="2825115"/>
+                    </a:xfrm>
+                    <a:prstGeom prst="rect">
+                      <a:avLst/>
+                    </a:prstGeom>
+                  </pic:spPr>
+                </pic:pic>
+              </a:graphicData>
+            </a:graphic>
+          </wp:inline>
+        </w:drawing>
+      </w:r>
+    </w:p>
+    <w:p>
+      <w:r>
+        <w:drawing>
+          <wp:inline distT="0" distB="0" distL="0" distR="0" wp14:anchorId="71693A75" wp14:editId="0EBE2D39">
+            <wp:extent cx="5400040" cy="4653915"/>
+            <wp:effectExtent l="0" t="0" r="0" b="0"/>
+            <wp:docPr id="12" name="Imagen 12"/>
+            <wp:cNvGraphicFramePr>
+              <a:graphicFrameLocks xmlns:a="http://schemas.openxmlformats.org/drawingml/2006/main" noChangeAspect="1"/>
+            </wp:cNvGraphicFramePr>
+            <a:graphic xmlns:a="http://schemas.openxmlformats.org/drawingml/2006/main">
+              <a:graphicData uri="http://schemas.openxmlformats.org/drawingml/2006/picture">
+                <pic:pic xmlns:pic="http://schemas.openxmlformats.org/drawingml/2006/picture">
+                  <pic:nvPicPr>
+                    <pic:cNvPr id="1" name=""/>
+                    <pic:cNvPicPr/>
+                  </pic:nvPicPr>
+                  <pic:blipFill>
+                    <a:blip r:embed="rId16"/>
+                    <a:stretch>
+                      <a:fillRect/>
+                    </a:stretch>
+                  </pic:blipFill>
+                  <pic:spPr>
+                    <a:xfrm>
+                      <a:off x="0" y="0"/>
+                      <a:ext cx="5400040" cy="4653915"/>
+                    </a:xfrm>
+                    <a:prstGeom prst="rect">
+                      <a:avLst/>
+                    </a:prstGeom>
+                  </pic:spPr>
+                </pic:pic>
+              </a:graphicData>
+            </a:graphic>
+          </wp:inline>
+        </w:drawing>
+      </w:r>
+    </w:p>
+    <w:p>
+      <w:r>
+        <w:lastRenderedPageBreak/>
+        <w:drawing>
+          <wp:inline distT="0" distB="0" distL="0" distR="0" wp14:anchorId="14ED152A" wp14:editId="6651B011">
+            <wp:extent cx="4867954" cy="1486107"/>
+            <wp:effectExtent l="0" t="0" r="8890" b="0"/>
+            <wp:docPr id="17" name="Imagen 17"/>
+            <wp:cNvGraphicFramePr>
+              <a:graphicFrameLocks xmlns:a="http://schemas.openxmlformats.org/drawingml/2006/main" noChangeAspect="1"/>
+            </wp:cNvGraphicFramePr>
+            <a:graphic xmlns:a="http://schemas.openxmlformats.org/drawingml/2006/main">
+              <a:graphicData uri="http://schemas.openxmlformats.org/drawingml/2006/picture">
+                <pic:pic xmlns:pic="http://schemas.openxmlformats.org/drawingml/2006/picture">
+                  <pic:nvPicPr>
+                    <pic:cNvPr id="1" name=""/>
+                    <pic:cNvPicPr/>
+                  </pic:nvPicPr>
+                  <pic:blipFill>
+                    <a:blip r:embed="rId17"/>
+                    <a:stretch>
+                      <a:fillRect/>
+                    </a:stretch>
+                  </pic:blipFill>
+                  <pic:spPr>
+                    <a:xfrm>
+                      <a:off x="0" y="0"/>
+                      <a:ext cx="4867954" cy="1486107"/>
+                    </a:xfrm>
+                    <a:prstGeom prst="rect">
+                      <a:avLst/>
+                    </a:prstGeom>
+                  </pic:spPr>
+                </pic:pic>
+              </a:graphicData>
+            </a:graphic>
+          </wp:inline>
+        </w:drawing>
+      </w:r>
+    </w:p>
     <w:p/>
+    <w:p>
+      <w:r>
+        <w:drawing>
+          <wp:inline distT="0" distB="0" distL="0" distR="0" wp14:anchorId="157953B7" wp14:editId="08D10A76">
+            <wp:extent cx="5400040" cy="2523490"/>
+            <wp:effectExtent l="0" t="0" r="0" b="0"/>
+            <wp:docPr id="16" name="Imagen 16"/>
+            <wp:cNvGraphicFramePr>
+              <a:graphicFrameLocks xmlns:a="http://schemas.openxmlformats.org/drawingml/2006/main" noChangeAspect="1"/>
+            </wp:cNvGraphicFramePr>
+            <a:graphic xmlns:a="http://schemas.openxmlformats.org/drawingml/2006/main">
+              <a:graphicData uri="http://schemas.openxmlformats.org/drawingml/2006/picture">
+                <pic:pic xmlns:pic="http://schemas.openxmlformats.org/drawingml/2006/picture">
+                  <pic:nvPicPr>
+                    <pic:cNvPr id="1" name=""/>
+                    <pic:cNvPicPr/>
+                  </pic:nvPicPr>
+                  <pic:blipFill>
+                    <a:blip r:embed="rId18"/>
+                    <a:stretch>
+                      <a:fillRect/>
+                    </a:stretch>
+                  </pic:blipFill>
+                  <pic:spPr>
+                    <a:xfrm>
+                      <a:off x="0" y="0"/>
+                      <a:ext cx="5400040" cy="2523490"/>
+                    </a:xfrm>
+                    <a:prstGeom prst="rect">
+                      <a:avLst/>
+                    </a:prstGeom>
+                  </pic:spPr>
+                </pic:pic>
+              </a:graphicData>
+            </a:graphic>
+          </wp:inline>
+        </w:drawing>
+      </w:r>
+    </w:p>
+    <w:p>
+      <w:r>
+        <w:drawing>
+          <wp:inline distT="0" distB="0" distL="0" distR="0" wp14:anchorId="3012EF7A" wp14:editId="073A3DFF">
+            <wp:extent cx="5400040" cy="2546350"/>
+            <wp:effectExtent l="0" t="0" r="0" b="6350"/>
+            <wp:docPr id="18" name="Imagen 18"/>
+            <wp:cNvGraphicFramePr>
+              <a:graphicFrameLocks xmlns:a="http://schemas.openxmlformats.org/drawingml/2006/main" noChangeAspect="1"/>
+            </wp:cNvGraphicFramePr>
+            <a:graphic xmlns:a="http://schemas.openxmlformats.org/drawingml/2006/main">
+              <a:graphicData uri="http://schemas.openxmlformats.org/drawingml/2006/picture">
+                <pic:pic xmlns:pic="http://schemas.openxmlformats.org/drawingml/2006/picture">
+                  <pic:nvPicPr>
+                    <pic:cNvPr id="1" name=""/>
+                    <pic:cNvPicPr/>
+                  </pic:nvPicPr>
+                  <pic:blipFill>
+                    <a:blip r:embed="rId19"/>
+                    <a:stretch>
+                      <a:fillRect/>
+                    </a:stretch>
+                  </pic:blipFill>
+                  <pic:spPr>
+                    <a:xfrm>
+                      <a:off x="0" y="0"/>
+                      <a:ext cx="5400040" cy="2546350"/>
+                    </a:xfrm>
+                    <a:prstGeom prst="rect">
+                      <a:avLst/>
+                    </a:prstGeom>
+                  </pic:spPr>
+                </pic:pic>
+              </a:graphicData>
+            </a:graphic>
+          </wp:inline>
+        </w:drawing>
+      </w:r>
+    </w:p>
+    <w:p>
+      <w:r>
+        <w:lastRenderedPageBreak/>
+        <w:drawing>
+          <wp:inline distT="0" distB="0" distL="0" distR="0" wp14:anchorId="74F46616" wp14:editId="51089259">
+            <wp:extent cx="5400040" cy="1751330"/>
+            <wp:effectExtent l="0" t="0" r="0" b="1270"/>
+            <wp:docPr id="19" name="Imagen 19"/>
+            <wp:cNvGraphicFramePr>
+              <a:graphicFrameLocks xmlns:a="http://schemas.openxmlformats.org/drawingml/2006/main" noChangeAspect="1"/>
+            </wp:cNvGraphicFramePr>
+            <a:graphic xmlns:a="http://schemas.openxmlformats.org/drawingml/2006/main">
+              <a:graphicData uri="http://schemas.openxmlformats.org/drawingml/2006/picture">
+                <pic:pic xmlns:pic="http://schemas.openxmlformats.org/drawingml/2006/picture">
+                  <pic:nvPicPr>
+                    <pic:cNvPr id="1" name=""/>
+                    <pic:cNvPicPr/>
+                  </pic:nvPicPr>
+                  <pic:blipFill>
+                    <a:blip r:embed="rId20"/>
+                    <a:stretch>
+                      <a:fillRect/>
+                    </a:stretch>
+                  </pic:blipFill>
+                  <pic:spPr>
+                    <a:xfrm>
+                      <a:off x="0" y="0"/>
+                      <a:ext cx="5400040" cy="1751330"/>
+                    </a:xfrm>
+                    <a:prstGeom prst="rect">
+                      <a:avLst/>
+                    </a:prstGeom>
+                  </pic:spPr>
+                </pic:pic>
+              </a:graphicData>
+            </a:graphic>
+          </wp:inline>
+        </w:drawing>
+      </w:r>
+    </w:p>
+    <w:p>
+      <w:r>
+        <w:drawing>
+          <wp:inline distT="0" distB="0" distL="0" distR="0" wp14:anchorId="10CD3CEB" wp14:editId="32E7C3FF">
+            <wp:extent cx="5400040" cy="2919730"/>
+            <wp:effectExtent l="0" t="0" r="0" b="0"/>
+            <wp:docPr id="20" name="Imagen 20"/>
+            <wp:cNvGraphicFramePr>
+              <a:graphicFrameLocks xmlns:a="http://schemas.openxmlformats.org/drawingml/2006/main" noChangeAspect="1"/>
+            </wp:cNvGraphicFramePr>
+            <a:graphic xmlns:a="http://schemas.openxmlformats.org/drawingml/2006/main">
+              <a:graphicData uri="http://schemas.openxmlformats.org/drawingml/2006/picture">
+                <pic:pic xmlns:pic="http://schemas.openxmlformats.org/drawingml/2006/picture">
+                  <pic:nvPicPr>
+                    <pic:cNvPr id="1" name=""/>
+                    <pic:cNvPicPr/>
+                  </pic:nvPicPr>
+                  <pic:blipFill>
+                    <a:blip r:embed="rId21"/>
+                    <a:stretch>
+                      <a:fillRect/>
+                    </a:stretch>
+                  </pic:blipFill>
+                  <pic:spPr>
+                    <a:xfrm>
+                      <a:off x="0" y="0"/>
+                      <a:ext cx="5400040" cy="2919730"/>
+                    </a:xfrm>
+                    <a:prstGeom prst="rect">
+                      <a:avLst/>
+                    </a:prstGeom>
+                  </pic:spPr>
+                </pic:pic>
+              </a:graphicData>
+            </a:graphic>
+          </wp:inline>
+        </w:drawing>
+      </w:r>
+    </w:p>
+    <w:p>
+      <w:r>
+        <w:drawing>
+          <wp:inline distT="0" distB="0" distL="0" distR="0" wp14:anchorId="352ECBF4" wp14:editId="1A692B14">
+            <wp:extent cx="5400040" cy="2989580"/>
+            <wp:effectExtent l="0" t="0" r="0" b="1270"/>
+            <wp:docPr id="21" name="Imagen 21"/>
+            <wp:cNvGraphicFramePr>
+              <a:graphicFrameLocks xmlns:a="http://schemas.openxmlformats.org/drawingml/2006/main" noChangeAspect="1"/>
+            </wp:cNvGraphicFramePr>
+            <a:graphic xmlns:a="http://schemas.openxmlformats.org/drawingml/2006/main">
+              <a:graphicData uri="http://schemas.openxmlformats.org/drawingml/2006/picture">
+                <pic:pic xmlns:pic="http://schemas.openxmlformats.org/drawingml/2006/picture">
+                  <pic:nvPicPr>
+                    <pic:cNvPr id="1" name=""/>
+                    <pic:cNvPicPr/>
+                  </pic:nvPicPr>
+                  <pic:blipFill>
+                    <a:blip r:embed="rId22"/>
+                    <a:stretch>
+                      <a:fillRect/>
+                    </a:stretch>
+                  </pic:blipFill>
+                  <pic:spPr>
+                    <a:xfrm>
+                      <a:off x="0" y="0"/>
+                      <a:ext cx="5400040" cy="2989580"/>
+                    </a:xfrm>
+                    <a:prstGeom prst="rect">
+                      <a:avLst/>
+                    </a:prstGeom>
+                  </pic:spPr>
+                </pic:pic>
+              </a:graphicData>
+            </a:graphic>
+          </wp:inline>
+        </w:drawing>
+      </w:r>
+    </w:p>
+    <w:p>
+      <w:r>
+        <w:lastRenderedPageBreak/>
+        <w:drawing>
+          <wp:inline distT="0" distB="0" distL="0" distR="0" wp14:anchorId="4E30E973" wp14:editId="6B265C00">
+            <wp:extent cx="5400040" cy="2966085"/>
+            <wp:effectExtent l="0" t="0" r="0" b="5715"/>
+            <wp:docPr id="22" name="Imagen 22"/>
+            <wp:cNvGraphicFramePr>
+              <a:graphicFrameLocks xmlns:a="http://schemas.openxmlformats.org/drawingml/2006/main" noChangeAspect="1"/>
+            </wp:cNvGraphicFramePr>
+            <a:graphic xmlns:a="http://schemas.openxmlformats.org/drawingml/2006/main">
+              <a:graphicData uri="http://schemas.openxmlformats.org/drawingml/2006/picture">
+                <pic:pic xmlns:pic="http://schemas.openxmlformats.org/drawingml/2006/picture">
+                  <pic:nvPicPr>
+                    <pic:cNvPr id="1" name=""/>
+                    <pic:cNvPicPr/>
+                  </pic:nvPicPr>
+                  <pic:blipFill>
+                    <a:blip r:embed="rId23"/>
+                    <a:stretch>
+                      <a:fillRect/>
+                    </a:stretch>
+                  </pic:blipFill>
+                  <pic:spPr>
+                    <a:xfrm>
+                      <a:off x="0" y="0"/>
+                      <a:ext cx="5400040" cy="2966085"/>
+                    </a:xfrm>
+                    <a:prstGeom prst="rect">
+                      <a:avLst/>
+                    </a:prstGeom>
+                  </pic:spPr>
+                </pic:pic>
+              </a:graphicData>
+            </a:graphic>
+          </wp:inline>
+        </w:drawing>
+      </w:r>
+      <w:r>
+        <w:drawing>
+          <wp:inline distT="0" distB="0" distL="0" distR="0" wp14:anchorId="74C132DC" wp14:editId="767EF639">
+            <wp:extent cx="5400040" cy="2919095"/>
+            <wp:effectExtent l="0" t="0" r="0" b="0"/>
+            <wp:docPr id="23" name="Imagen 23"/>
+            <wp:cNvGraphicFramePr>
+              <a:graphicFrameLocks xmlns:a="http://schemas.openxmlformats.org/drawingml/2006/main" noChangeAspect="1"/>
+            </wp:cNvGraphicFramePr>
+            <a:graphic xmlns:a="http://schemas.openxmlformats.org/drawingml/2006/main">
+              <a:graphicData uri="http://schemas.openxmlformats.org/drawingml/2006/picture">
+                <pic:pic xmlns:pic="http://schemas.openxmlformats.org/drawingml/2006/picture">
+                  <pic:nvPicPr>
+                    <pic:cNvPr id="1" name=""/>
+                    <pic:cNvPicPr/>
+                  </pic:nvPicPr>
+                  <pic:blipFill>
+                    <a:blip r:embed="rId24"/>
+                    <a:stretch>
+                      <a:fillRect/>
+                    </a:stretch>
+                  </pic:blipFill>
+                  <pic:spPr>
+                    <a:xfrm>
+                      <a:off x="0" y="0"/>
+                      <a:ext cx="5400040" cy="2919095"/>
+                    </a:xfrm>
+                    <a:prstGeom prst="rect">
+                      <a:avLst/>
+                    </a:prstGeom>
+                  </pic:spPr>
+                </pic:pic>
+              </a:graphicData>
+            </a:graphic>
+          </wp:inline>
+        </w:drawing>
+      </w:r>
+      <w:r>
+        <w:drawing>
+          <wp:inline distT="0" distB="0" distL="0" distR="0" wp14:anchorId="600FB79E" wp14:editId="4FC2C65A">
+            <wp:extent cx="5400040" cy="2564765"/>
+            <wp:effectExtent l="0" t="0" r="0" b="6985"/>
+            <wp:docPr id="24" name="Imagen 24"/>
+            <wp:cNvGraphicFramePr>
+              <a:graphicFrameLocks xmlns:a="http://schemas.openxmlformats.org/drawingml/2006/main" noChangeAspect="1"/>
+            </wp:cNvGraphicFramePr>
+            <a:graphic xmlns:a="http://schemas.openxmlformats.org/drawingml/2006/main">
+              <a:graphicData uri="http://schemas.openxmlformats.org/drawingml/2006/picture">
+                <pic:pic xmlns:pic="http://schemas.openxmlformats.org/drawingml/2006/picture">
+                  <pic:nvPicPr>
+                    <pic:cNvPr id="1" name=""/>
+                    <pic:cNvPicPr/>
+                  </pic:nvPicPr>
+                  <pic:blipFill>
+                    <a:blip r:embed="rId25"/>
+                    <a:stretch>
+                      <a:fillRect/>
+                    </a:stretch>
+                  </pic:blipFill>
+                  <pic:spPr>
+                    <a:xfrm>
+                      <a:off x="0" y="0"/>
+                      <a:ext cx="5400040" cy="2564765"/>
+                    </a:xfrm>
+                    <a:prstGeom prst="rect">
+                      <a:avLst/>
+                    </a:prstGeom>
+                  </pic:spPr>
+                </pic:pic>
+              </a:graphicData>
+            </a:graphic>
+          </wp:inline>
+        </w:drawing>
+      </w:r>
+    </w:p>
     <w:p/>
     <w:p/>
     <w:sectPr>
